--- a/PBE1_BACKEND/BEATRIZ BARROS DE SOUSA - Modelo_Relatorio_CRUD_READ_Aluno.docx
+++ b/PBE1_BACKEND/BEATRIZ BARROS DE SOUSA - Modelo_Relatorio_CRUD_READ_Aluno.docx
@@ -603,6 +603,7 @@
     <w:p>
       <w:pPr>
         <w:rPr>
+          <w:b/>
           <w:lang w:val="pt-BR"/>
         </w:rPr>
       </w:pPr>
@@ -617,30 +618,67 @@
     <w:p>
       <w:pPr>
         <w:rPr>
-          <w:lang w:val="pt-BR"/>
-        </w:rPr>
-      </w:pPr>
-      <w:r>
-        <w:rPr>
-          <w:color w:val="AAB1B7"/>
-          <w:lang w:val="pt-BR"/>
-        </w:rPr>
-        <w:t>__________________________________________________________________________________</w:t>
+          <w:b/>
+          <w:color w:val="1F497D" w:themeColor="text2"/>
+          <w:lang w:val="pt-BR"/>
+        </w:rPr>
+      </w:pPr>
+      <w:r>
+        <w:rPr>
+          <w:b/>
+          <w:color w:val="1F497D" w:themeColor="text2"/>
+          <w:lang w:val="pt-BR"/>
+        </w:rPr>
+        <w:t xml:space="preserve">Significa manter </w:t>
+      </w:r>
+      <w:r>
+        <w:rPr>
+          <w:b/>
+          <w:color w:val="1F497D" w:themeColor="text2"/>
+          <w:lang w:val="pt-BR"/>
+        </w:rPr>
+        <w:t xml:space="preserve">informações salvas, </w:t>
+      </w:r>
+      <w:r>
+        <w:rPr>
+          <w:b/>
+          <w:color w:val="1F497D" w:themeColor="text2"/>
+          <w:lang w:val="pt-BR"/>
+        </w:rPr>
+        <w:t>de um modo em que elas continuem existindo</w:t>
+      </w:r>
+      <w:r>
+        <w:rPr>
+          <w:b/>
+          <w:color w:val="1F497D" w:themeColor="text2"/>
+          <w:lang w:val="pt-BR"/>
+        </w:rPr>
+        <w:t xml:space="preserve"> e disponíveis</w:t>
+      </w:r>
+      <w:r>
+        <w:rPr>
+          <w:b/>
+          <w:color w:val="1F497D" w:themeColor="text2"/>
+          <w:lang w:val="pt-BR"/>
+        </w:rPr>
+        <w:t>, pois são permanentemente armazenados no disco</w:t>
+      </w:r>
+      <w:r>
+        <w:rPr>
+          <w:b/>
+          <w:color w:val="1F497D" w:themeColor="text2"/>
+          <w:lang w:val="pt-BR"/>
+        </w:rPr>
+        <w:t>.</w:t>
       </w:r>
     </w:p>
     <w:p>
       <w:pPr>
         <w:rPr>
-          <w:lang w:val="pt-BR"/>
-        </w:rPr>
-      </w:pPr>
-      <w:r>
-        <w:rPr>
-          <w:b/>
-          <w:lang w:val="pt-BR"/>
-        </w:rPr>
-        <w:t>2. Qual é a diferença entre CREATE (gravar) e READ (ler)?</w:t>
-      </w:r>
+          <w:color w:val="1F497D" w:themeColor="text2"/>
+          <w:lang w:val="pt-BR"/>
+        </w:rPr>
+      </w:pPr>
     </w:p>
     <w:p>
       <w:pPr>
@@ -650,55 +688,208 @@
       </w:pPr>
       <w:r>
         <w:rPr>
-          <w:color w:val="AAB1B7"/>
-          <w:lang w:val="pt-BR"/>
-        </w:rPr>
-        <w:t>__________________________________________________________________________________</w:t>
+          <w:b/>
+          <w:lang w:val="pt-BR"/>
+        </w:rPr>
+        <w:t>2. Qual é a diferença entre CREATE (gravar) e READ (ler)?</w:t>
       </w:r>
     </w:p>
     <w:p>
       <w:pPr>
         <w:rPr>
-          <w:lang w:val="pt-BR"/>
-        </w:rPr>
-      </w:pPr>
-      <w:r>
-        <w:rPr>
           <w:b/>
-          <w:lang w:val="pt-BR"/>
-        </w:rPr>
-        <w:t xml:space="preserve">3. O conteúdo de um arquivo JSON é um texto ou um objeto </w:t>
-      </w:r>
+          <w:bCs/>
+          <w:color w:val="1F497D" w:themeColor="text2"/>
+          <w:lang w:val="pt-BR"/>
+        </w:rPr>
+      </w:pPr>
       <w:proofErr w:type="spellStart"/>
       <w:r>
         <w:rPr>
           <w:b/>
-          <w:lang w:val="pt-BR"/>
-        </w:rPr>
-        <w:t>JavaScript</w:t>
+          <w:bCs/>
+          <w:color w:val="1F497D" w:themeColor="text2"/>
+          <w:lang w:val="pt-BR"/>
+        </w:rPr>
+        <w:t>Create</w:t>
       </w:r>
       <w:proofErr w:type="spellEnd"/>
       <w:r>
         <w:rPr>
           <w:b/>
-          <w:lang w:val="pt-BR"/>
-        </w:rPr>
-        <w:t>? Explique.</w:t>
+          <w:bCs/>
+          <w:color w:val="1F497D" w:themeColor="text2"/>
+          <w:lang w:val="pt-BR"/>
+        </w:rPr>
+        <w:t xml:space="preserve"> (gravar): </w:t>
+      </w:r>
+      <w:r>
+        <w:rPr>
+          <w:b/>
+          <w:bCs/>
+          <w:color w:val="1F497D" w:themeColor="text2"/>
+          <w:lang w:val="pt-BR"/>
+        </w:rPr>
+        <w:t>grava novos registros</w:t>
+      </w:r>
+      <w:r>
+        <w:rPr>
+          <w:b/>
+          <w:bCs/>
+          <w:color w:val="1F497D" w:themeColor="text2"/>
+          <w:lang w:val="pt-BR"/>
+        </w:rPr>
+        <w:t xml:space="preserve"> de informações</w:t>
+      </w:r>
+      <w:r>
+        <w:rPr>
+          <w:b/>
+          <w:bCs/>
+          <w:color w:val="1F497D" w:themeColor="text2"/>
+          <w:lang w:val="pt-BR"/>
+        </w:rPr>
+        <w:t xml:space="preserve"> no arma</w:t>
+      </w:r>
+      <w:r>
+        <w:rPr>
+          <w:b/>
+          <w:bCs/>
+          <w:color w:val="1F497D" w:themeColor="text2"/>
+          <w:lang w:val="pt-BR"/>
+        </w:rPr>
+        <w:t>zenamento</w:t>
+      </w:r>
+      <w:r>
+        <w:rPr>
+          <w:b/>
+          <w:bCs/>
+          <w:color w:val="1F497D" w:themeColor="text2"/>
+          <w:lang w:val="pt-BR"/>
+        </w:rPr>
+        <w:t>;</w:t>
       </w:r>
     </w:p>
     <w:p>
       <w:pPr>
         <w:rPr>
-          <w:lang w:val="pt-BR"/>
-        </w:rPr>
-      </w:pPr>
-      <w:r>
-        <w:rPr>
-          <w:color w:val="AAB1B7"/>
-          <w:lang w:val="pt-BR"/>
-        </w:rPr>
-        <w:t>__________________________________________________________________________________</w:t>
-      </w:r>
+          <w:b/>
+          <w:bCs/>
+          <w:color w:val="1F497D" w:themeColor="text2"/>
+          <w:lang w:val="pt-BR"/>
+        </w:rPr>
+      </w:pPr>
+      <w:proofErr w:type="spellStart"/>
+      <w:r>
+        <w:rPr>
+          <w:b/>
+          <w:bCs/>
+          <w:color w:val="1F497D" w:themeColor="text2"/>
+          <w:lang w:val="pt-BR"/>
+        </w:rPr>
+        <w:t>Read</w:t>
+      </w:r>
+      <w:proofErr w:type="spellEnd"/>
+      <w:r>
+        <w:rPr>
+          <w:b/>
+          <w:bCs/>
+          <w:color w:val="1F497D" w:themeColor="text2"/>
+          <w:lang w:val="pt-BR"/>
+        </w:rPr>
+        <w:t xml:space="preserve"> (ler): </w:t>
+      </w:r>
+      <w:r>
+        <w:rPr>
+          <w:b/>
+          <w:bCs/>
+          <w:color w:val="1F497D" w:themeColor="text2"/>
+          <w:lang w:val="pt-BR"/>
+        </w:rPr>
+        <w:t>Consulta</w:t>
+      </w:r>
+      <w:proofErr w:type="gramStart"/>
+      <w:r>
+        <w:rPr>
+          <w:b/>
+          <w:bCs/>
+          <w:color w:val="1F497D" w:themeColor="text2"/>
+          <w:lang w:val="pt-BR"/>
+        </w:rPr>
+        <w:t>/”lê</w:t>
+      </w:r>
+      <w:proofErr w:type="gramEnd"/>
+      <w:r>
+        <w:rPr>
+          <w:b/>
+          <w:bCs/>
+          <w:color w:val="1F497D" w:themeColor="text2"/>
+          <w:lang w:val="pt-BR"/>
+        </w:rPr>
+        <w:t>” os dados que já estão salvos no armazenamento</w:t>
+      </w:r>
+      <w:r>
+        <w:rPr>
+          <w:b/>
+          <w:bCs/>
+          <w:color w:val="1F497D" w:themeColor="text2"/>
+          <w:lang w:val="pt-BR"/>
+        </w:rPr>
+        <w:t>.</w:t>
+      </w:r>
+    </w:p>
+    <w:p>
+      <w:pPr>
+        <w:rPr>
+          <w:color w:val="1F497D" w:themeColor="text2"/>
+          <w:lang w:val="pt-BR"/>
+        </w:rPr>
+      </w:pPr>
+    </w:p>
+    <w:p>
+      <w:pPr>
+        <w:rPr>
+          <w:lang w:val="pt-BR"/>
+        </w:rPr>
+      </w:pPr>
+      <w:r>
+        <w:rPr>
+          <w:b/>
+          <w:lang w:val="pt-BR"/>
+        </w:rPr>
+        <w:t xml:space="preserve">3. O conteúdo de um arquivo JSON é um texto ou um objeto </w:t>
+      </w:r>
+      <w:proofErr w:type="spellStart"/>
+      <w:r>
+        <w:rPr>
+          <w:b/>
+          <w:lang w:val="pt-BR"/>
+        </w:rPr>
+        <w:t>JavaScript</w:t>
+      </w:r>
+      <w:proofErr w:type="spellEnd"/>
+      <w:r>
+        <w:rPr>
+          <w:b/>
+          <w:lang w:val="pt-BR"/>
+        </w:rPr>
+        <w:t>? Explique.</w:t>
+      </w:r>
+    </w:p>
+    <w:p>
+      <w:pPr>
+        <w:rPr>
+          <w:b/>
+          <w:lang w:val="pt-BR"/>
+        </w:rPr>
+      </w:pPr>
+    </w:p>
+    <w:p>
+      <w:pPr>
+        <w:rPr>
+          <w:b/>
+          <w:lang w:val="pt-BR"/>
+        </w:rPr>
+      </w:pPr>
     </w:p>
     <w:p>
       <w:pPr>
